--- a/public/Francisco_Porciel_CV_2026_ES.docx
+++ b/public/Francisco_Porciel_CV_2026_ES.docx
@@ -59,7 +59,7 @@
             <w:szCs w:val="20"/>
             <w:lang w:val="en-US"/>
           </w:rPr>
-          <w:t>frannporciel@gmail.com</w:t>
+          <w:t>porcielfranciscoramon@gmail.com</w:t>
         </w:r>
       </w:hyperlink>
       <w:r>
